--- a/assets/downloads/simulation-23/instructions-for-sp-1-and-2.docx
+++ b/assets/downloads/simulation-23/instructions-for-sp-1-and-2.docx
@@ -1054,6 +1054,7 @@
           <w:bCs/>
           <w:color w:val="000000"/>
         </w:rPr>
+        <w:pageBreakBefore/>
       </w:pPr>
       <w:r>
         <w:rPr>
@@ -1288,6 +1289,7 @@
         <w:rPr>
           <w:color w:val="000000"/>
         </w:rPr>
+        <w:pageBreakBefore/>
       </w:pPr>
       <w:r>
         <w:rPr>
@@ -1823,6 +1825,7 @@
         <w:rPr>
           <w:color w:val="000000"/>
         </w:rPr>
+        <w:pageBreakBefore/>
       </w:pPr>
       <w:r>
         <w:rPr>
